--- a/QED Course/Lesson 29 Conserved Currents.docx
+++ b/QED Course/Lesson 29 Conserved Currents.docx
@@ -58,7 +58,7 @@
     </w:p>
     <w:p>
       <w:pPr>
-        <w:pStyle w:val="Heading1"/>
+        <w:pStyle w:val="Heading2"/>
       </w:pPr>
       <w:r>
         <w:t>How to use this lesson</w:t>
@@ -76,7 +76,7 @@
     </w:p>
     <w:p>
       <w:pPr>
-        <w:pStyle w:val="Heading2"/>
+        <w:pStyle w:val="Heading3"/>
       </w:pPr>
       <w:r>
         <w:t>Learning objectives</w:t>
@@ -148,7 +148,7 @@
     </w:p>
     <w:p>
       <w:pPr>
-        <w:pStyle w:val="Heading2"/>
+        <w:pStyle w:val="Heading3"/>
       </w:pPr>
       <w:r>
         <w:t>Notation and conventions</w:t>
@@ -512,7 +512,7 @@
     </w:tbl>
     <w:p>
       <w:pPr>
-        <w:pStyle w:val="Heading1"/>
+        <w:pStyle w:val="Heading2"/>
       </w:pPr>
       <w:r>
         <w:t>1 The energy-momentum tensor</w:t>
@@ -520,7 +520,7 @@
     </w:p>
     <w:p>
       <w:pPr>
-        <w:pStyle w:val="Heading2"/>
+        <w:pStyle w:val="Heading3"/>
       </w:pPr>
       <w:r>
         <w:t>1.1 The canonical tensor</w:t>
@@ -903,7 +903,7 @@
     </w:p>
     <w:p>
       <w:pPr>
-        <w:pStyle w:val="Heading2"/>
+        <w:pStyle w:val="Heading3"/>
       </w:pPr>
       <w:r>
         <w:t>1.2 Why the tensor matters</w:t>
@@ -916,7 +916,7 @@
     </w:p>
     <w:p>
       <w:pPr>
-        <w:pStyle w:val="Heading1"/>
+        <w:pStyle w:val="Heading2"/>
       </w:pPr>
       <w:r>
         <w:t>2 The scalar field</w:t>
@@ -924,7 +924,7 @@
     </w:p>
     <w:p>
       <w:pPr>
-        <w:pStyle w:val="Heading2"/>
+        <w:pStyle w:val="Heading3"/>
       </w:pPr>
       <w:r>
         <w:t>2.1 The tensor</w:t>
@@ -1020,10 +1020,11 @@
       </w:r>
     </w:p>
     <w:p>
-      <w:pPr>
-        <w:pStyle w:val="Heading3"/>
-      </w:pPr>
       <w:r>
+        <w:rPr>
+          <w:b/>
+          <w:i/>
+        </w:rPr>
         <w:t>Worked example 1</w:t>
       </w:r>
     </w:p>
@@ -1034,7 +1035,7 @@
     </w:p>
     <w:p>
       <w:pPr>
-        <w:pStyle w:val="Heading1"/>
+        <w:pStyle w:val="Heading2"/>
       </w:pPr>
       <w:r>
         <w:t>3 The Dirac field</w:t>
@@ -1042,7 +1043,7 @@
     </w:p>
     <w:p>
       <w:pPr>
-        <w:pStyle w:val="Heading2"/>
+        <w:pStyle w:val="Heading3"/>
       </w:pPr>
       <w:r>
         <w:t>3.1 The tensor</w:t>
@@ -1133,7 +1134,7 @@
     </w:p>
     <w:p>
       <w:pPr>
-        <w:pStyle w:val="Heading2"/>
+        <w:pStyle w:val="Heading3"/>
       </w:pPr>
       <w:r>
         <w:t>3.2 Energy and momentum</w:t>
@@ -1273,10 +1274,11 @@
       </w:r>
     </w:p>
     <w:p>
-      <w:pPr>
-        <w:pStyle w:val="Heading3"/>
-      </w:pPr>
       <w:r>
+        <w:rPr>
+          <w:b/>
+          <w:i/>
+        </w:rPr>
         <w:t>Worked example 2</w:t>
       </w:r>
     </w:p>
@@ -1287,7 +1289,7 @@
     </w:p>
     <w:p>
       <w:pPr>
-        <w:pStyle w:val="Heading1"/>
+        <w:pStyle w:val="Heading2"/>
       </w:pPr>
       <w:r>
         <w:t>4 The electromagnetic field</w:t>
@@ -1295,7 +1297,7 @@
     </w:p>
     <w:p>
       <w:pPr>
-        <w:pStyle w:val="Heading2"/>
+        <w:pStyle w:val="Heading3"/>
       </w:pPr>
       <w:r>
         <w:t>4.1 The canonical tensor</w:t>
@@ -1445,7 +1447,7 @@
     </w:p>
     <w:p>
       <w:pPr>
-        <w:pStyle w:val="Heading2"/>
+        <w:pStyle w:val="Heading3"/>
       </w:pPr>
       <w:r>
         <w:t>4.2 The symmetric, gauge-invariant tensor</w:t>
@@ -1769,10 +1771,11 @@
       </m:oMathPara>
     </w:p>
     <w:p>
-      <w:pPr>
-        <w:pStyle w:val="Heading3"/>
-      </w:pPr>
       <w:r>
+        <w:rPr>
+          <w:b/>
+          <w:i/>
+        </w:rPr>
         <w:t>Worked example 3</w:t>
       </w:r>
     </w:p>
@@ -1783,7 +1786,7 @@
     </w:p>
     <w:p>
       <w:pPr>
-        <w:pStyle w:val="Heading2"/>
+        <w:pStyle w:val="Heading3"/>
       </w:pPr>
       <w:r>
         <w:t>4.3 Properties</w:t>
@@ -1796,7 +1799,7 @@
     </w:p>
     <w:p>
       <w:pPr>
-        <w:pStyle w:val="Heading1"/>
+        <w:pStyle w:val="Heading2"/>
       </w:pPr>
       <w:r>
         <w:t>5 Angular momentum and boosts</w:t>
@@ -1804,7 +1807,7 @@
     </w:p>
     <w:p>
       <w:pPr>
-        <w:pStyle w:val="Heading2"/>
+        <w:pStyle w:val="Heading3"/>
       </w:pPr>
       <w:r>
         <w:t>5.1 The angular momentum current</w:t>
@@ -1904,7 +1907,7 @@
     </w:p>
     <w:p>
       <w:pPr>
-        <w:pStyle w:val="Heading2"/>
+        <w:pStyle w:val="Heading3"/>
       </w:pPr>
       <w:r>
         <w:t>5.2 The boost charge</w:t>
@@ -1917,7 +1920,7 @@
     </w:p>
     <w:p>
       <w:pPr>
-        <w:pStyle w:val="Heading2"/>
+        <w:pStyle w:val="Heading3"/>
       </w:pPr>
       <w:r>
         <w:t>5.3 Spin of the Dirac field</w:t>
@@ -2016,7 +2019,7 @@
     </w:p>
     <w:p>
       <w:pPr>
-        <w:pStyle w:val="Heading1"/>
+        <w:pStyle w:val="Heading2"/>
       </w:pPr>
       <w:r>
         <w:t>6 Interacting fields: exchange of momentum</w:t>
@@ -2024,7 +2027,7 @@
     </w:p>
     <w:p>
       <w:pPr>
-        <w:pStyle w:val="Heading2"/>
+        <w:pStyle w:val="Heading3"/>
       </w:pPr>
       <w:r>
         <w:t>6.1 The divergence of the electromagnetic tensor</w:t>
@@ -2117,7 +2120,7 @@
     </w:p>
     <w:p>
       <w:pPr>
-        <w:pStyle w:val="Heading2"/>
+        <w:pStyle w:val="Heading3"/>
       </w:pPr>
       <w:r>
         <w:t>6.2 Poynting's theorem and the Lorentz force</w:t>
@@ -2185,14 +2188,15 @@
     </w:p>
     <w:p>
       <w:r>
-        <w:t>which is Poynting's theorem of Lesson 7, Section 6.2, in Heaviside Lorentz units. For ν = i, −F^(iλ)j_λ = −(F^(i0)j₀ + F^(ij)j_j) = −(ρE + j × B)ᵢ, so the field loses momentum at a rate equal to the Lorentz force density on the charges. The total energy and momentum, of field plus charges, are conserved, and what the field loses the charges gain. The whole of the classical electrodynamics of a charged particle in a field, the Lorentz force law of Lesson 5, is contained in the conservation of the total energy-momentum tensor.</w:t>
+        <w:t>which is Poynting's theorem of Lesson 7, Section 6.2, in Heaviside–Lorentz units. For ν = i, −F^(iλ)j_λ = −(F^(i0)j₀ + F^(ij)j_j) = −(ρE + j × B)ᵢ, so the field loses momentum at a rate equal to the Lorentz force density on the charges. The total energy and momentum, of field plus charges, are conserved, and what the field loses the charges gain. The whole of the classical electrodynamics of a charged particle in a field, the Lorentz force law of Lesson 5, is contained in the conservation of the total energy-momentum tensor.</w:t>
       </w:r>
     </w:p>
     <w:p>
-      <w:pPr>
-        <w:pStyle w:val="Heading3"/>
-      </w:pPr>
       <w:r>
+        <w:rPr>
+          <w:b/>
+          <w:i/>
+        </w:rPr>
         <w:t>Worked example 4</w:t>
       </w:r>
     </w:p>
@@ -2203,7 +2207,7 @@
     </w:p>
     <w:p>
       <w:pPr>
-        <w:pStyle w:val="Heading1"/>
+        <w:pStyle w:val="Heading2"/>
       </w:pPr>
       <w:r>
         <w:t>7 The electric current</w:t>
@@ -2320,7 +2324,7 @@
     </w:p>
     <w:p>
       <w:pPr>
-        <w:pStyle w:val="Heading1"/>
+        <w:pStyle w:val="Heading2"/>
       </w:pPr>
       <w:r>
         <w:t>8 Connections to QED</w:t>
@@ -2725,7 +2729,7 @@
     </w:p>
     <w:p>
       <w:pPr>
-        <w:pStyle w:val="Heading1"/>
+        <w:pStyle w:val="Heading2"/>
       </w:pPr>
       <w:r>
         <w:t>9 Summary</w:t>
@@ -2829,7 +2833,7 @@
     </w:p>
     <w:p>
       <w:pPr>
-        <w:pStyle w:val="Heading1"/>
+        <w:pStyle w:val="Heading2"/>
       </w:pPr>
       <w:r>
         <w:t>Exercises</w:t>
@@ -3489,7 +3493,7 @@
     </w:tbl>
     <w:p>
       <w:pPr>
-        <w:pStyle w:val="Heading1"/>
+        <w:pStyle w:val="Heading2"/>
       </w:pPr>
       <w:r>
         <w:t>Solutions</w:t>
@@ -3520,7 +3524,7 @@
         <w:t xml:space="preserve"> </w:t>
       </w:r>
       <w:r>
-        <w:t>With θ = k·x − ωt, φ̇ = Aω sin θ, ∂ᵢφ = −Ak_i sin θ. T^(0i) = −φ̇∂ᵢφ = A²ωk_i sin²θ, with cycle average (1/2)A²ωk_i. The average of T^(00) is (1/2)A²ω² (Lesson 25, Worked example 3). The ratio is k_i/ω, and since ω² = \|k\|² + m² the group velocity is dω/dk_i = k_i/ω, the same.</w:t>
+        <w:t>With θ = k·x − ωt, φ̇ = Aω sin θ, ∂ᵢφ = −Ak_i sin θ. T^(0i) = −φ̇∂ᵢφ = A²ωk_i sin²θ, with cycle average (1/2)A²ωk_i. The average of T^(00) is (1/2)A²ω² (Lesson 25, Worked example 3). The ratio is k_i/ω, and since ω² = |k|² + m² the group velocity is dω/dk_i = k_i/ω, the same.</w:t>
       </w:r>
     </w:p>
     <w:p>
@@ -3702,7 +3706,7 @@
         <w:t xml:space="preserve"> </w:t>
       </w:r>
       <w:r>
-        <w:t>For a plane wave E ⊥ B and \|E\| = \|B\|, so \|S\| = \|E × B\| = \|E\|\|B\| = E². The energy density is (1/2)(E² + B²) = E². Hence \|T^(0i)\| = T^(00). For a photon of energy E and momentum p this is the statement E = \|p\|, the relation for a massless particle in Lesson 3, Section 5.4.</w:t>
+        <w:t>For a plane wave E ⊥ B and |E| = |B|, so |S| = |E × B| = |E||B| = E². The energy density is (1/2)(E² + B²) = E². Hence |T^(0i)| = T^(00). For a photon of energy E and momentum p this is the statement E = |p|, the relation for a massless particle in Lesson 3, Section 5.4.</w:t>
       </w:r>
     </w:p>
     <w:p>
@@ -3721,7 +3725,7 @@
     </w:p>
     <w:p>
       <w:pPr>
-        <w:pStyle w:val="Heading1"/>
+        <w:pStyle w:val="Heading2"/>
       </w:pPr>
       <w:r>
         <w:t>Mastery checklist</w:t>
@@ -3793,7 +3797,7 @@
     </w:p>
     <w:p>
       <w:pPr>
-        <w:pStyle w:val="Heading1"/>
+        <w:pStyle w:val="Heading2"/>
       </w:pPr>
       <w:r>
         <w:t>Next lesson</w:t>
